--- a/lettre_sagec_modele.docx
+++ b/lettre_sagec_modele.docx
@@ -74,200 +74,102 @@
           </wp:anchor>
         </w:drawing>
       </w:r>
-      <w:r>
-        <w:rPr>
-          <w:rFonts w:ascii="Aptos Display" w:eastAsia="Aptos Display" w:hAnsi="Aptos Display" w:cs="Aptos Display"/>
-          <w:b/>
-          <w:bCs/>
-          <w:noProof/>
-        </w:rPr>
-        <mc:AlternateContent>
-          <mc:Choice Requires="wps">
-            <w:drawing>
-              <wp:anchor distT="45720" distB="45720" distL="114300" distR="114300" simplePos="0" relativeHeight="251670528" behindDoc="0" locked="0" layoutInCell="1" allowOverlap="1" wp14:anchorId="0C2DB4D8" wp14:editId="75747291">
-                <wp:simplePos x="0" y="0"/>
-                <wp:positionH relativeFrom="column">
-                  <wp:posOffset>3680460</wp:posOffset>
-                </wp:positionH>
-                <wp:positionV relativeFrom="paragraph">
-                  <wp:posOffset>4445</wp:posOffset>
-                </wp:positionV>
-                <wp:extent cx="1497330" cy="1660525"/>
-                <wp:effectExtent l="0" t="0" r="13970" b="15875"/>
-                <wp:wrapSquare wrapText="bothSides"/>
-                <wp:docPr id="2124857276" name="Zone de texte 1"/>
-                <wp:cNvGraphicFramePr/>
-                <a:graphic xmlns:a="http://schemas.openxmlformats.org/drawingml/2006/main">
-                  <a:graphicData uri="http://schemas.microsoft.com/office/word/2010/wordprocessingShape">
-                    <wps:wsp>
-                      <wps:cNvSpPr txBox="1"/>
-                      <wps:spPr>
-                        <a:xfrm>
-                          <a:off x="0" y="0"/>
-                          <a:ext cx="1497330" cy="1660525"/>
-                        </a:xfrm>
-                        <a:prstGeom prst="rect">
-                          <a:avLst/>
-                        </a:prstGeom>
-                        <a:solidFill>
-                          <a:prstClr val="white"/>
-                        </a:solidFill>
-                        <a:ln w="6350">
-                          <a:solidFill>
-                            <a:schemeClr val="bg1"/>
-                          </a:solidFill>
-                        </a:ln>
-                      </wps:spPr>
-                      <wps:txbx>
-                        <w:txbxContent>
-                          <w:p>
-                            <w:pPr>
-                              <w:rPr>
-                                <w:b/>
-                                <w:bCs/>
-                              </w:rPr>
-                            </w:pPr>
-                            <w:r>
-                              <w:rPr>
-                                <w:b/>
-                                <w:bCs/>
-                              </w:rPr>
-                              <w:t xml:space="preserve">Madame, Monsieur </w:t>
-                            </w:r>
-                          </w:p>
-                          <w:p>
-                            <w:pPr>
-                              <w:rPr>
-                                <w:b/>
-                                <w:bCs/>
-                              </w:rPr>
-                            </w:pPr>
-                            <w:r>
-                              <w:rPr>
-                                <w:b/>
-                                <w:bCs/>
-                              </w:rPr>
-                              <w:t>Adresse…</w:t>
-                            </w:r>
-                            <w:r>
-                              <w:rPr>
-                                <w:b/>
-                                <w:bCs/>
-                              </w:rPr>
-                              <w:t>.</w:t>
-                            </w:r>
-                          </w:p>
-                          <w:p>
-                            <w:r>
-                              <w:rPr>
-                                <w:b/>
-                                <w:bCs/>
-                              </w:rPr>
-                              <w:t>Ville……</w:t>
-                            </w:r>
-                          </w:p>
-                          <w:p/>
-                          <w:p>
-                            <w:r>
-                              <w:t>Anglet, le 19/05/2026.</w:t>
-                            </w:r>
-                          </w:p>
-                          <w:p/>
-                          <w:p/>
-                          <w:p>
-                            <w:r>
-                              <w:t>Anglet, le 19/05/2026</w:t>
-                            </w:r>
-                          </w:p>
-                        </w:txbxContent>
-                      </wps:txbx>
-                      <wps:bodyPr rot="0" spcFirstLastPara="0" vertOverflow="overflow" horzOverflow="overflow" vert="horz" wrap="square" lIns="91440" tIns="45720" rIns="91440" bIns="45720" numCol="1" spcCol="0" rtlCol="0" fromWordArt="0" anchor="t" anchorCtr="0" forceAA="0" compatLnSpc="1">
-                        <a:noAutofit/>
-                      </wps:bodyPr>
-                    </wps:wsp>
-                  </a:graphicData>
-                </a:graphic>
-                <wp14:sizeRelH relativeFrom="margin">
-                  <wp14:pctWidth>0</wp14:pctWidth>
-                </wp14:sizeRelH>
-              </wp:anchor>
-            </w:drawing>
-          </mc:Choice>
-          <mc:Fallback>
-            <w:pict>
-              <v:shapetype w14:anchorId="0C2DB4D8" id="_x0000_t202" coordsize="21600,21600" o:spt="202" path="m,l,21600r21600,l21600,xe">
-                <v:stroke joinstyle="miter"/>
-                <v:path gradientshapeok="t" o:connecttype="rect"/>
-              </v:shapetype>
-              <v:shape id="Zone de texte 1" o:spid="_x0000_s1026" type="#_x0000_t202" style="position:absolute;margin-left:289.8pt;margin-top:.35pt;width:117.9pt;height:130.75pt;z-index:251670528;visibility:visible;mso-wrap-style:square;mso-width-percent:0;mso-wrap-distance-left:9pt;mso-wrap-distance-top:3.6pt;mso-wrap-distance-right:9pt;mso-wrap-distance-bottom:3.6pt;mso-position-horizontal:absolute;mso-position-horizontal-relative:text;mso-position-vertical:absolute;mso-position-vertical-relative:text;mso-width-percent:0;mso-width-relative:margin;v-text-anchor:top" o:gfxdata="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" strokecolor="white [3212]" strokeweight=".5pt">
-                <v:textbox>
-                  <w:txbxContent>
-                    <w:p>
-                      <w:pPr>
-                        <w:rPr>
-                          <w:b/>
-                          <w:bCs/>
-                        </w:rPr>
-                      </w:pPr>
-                      <w:r>
-                        <w:rPr>
-                          <w:b/>
-                          <w:bCs/>
-                        </w:rPr>
-                        <w:t xml:space="preserve">Madame, Monsieur </w:t>
-                      </w:r>
-                    </w:p>
-                    <w:p>
-                      <w:pPr>
-                        <w:rPr>
-                          <w:b/>
-                          <w:bCs/>
-                        </w:rPr>
-                      </w:pPr>
-                      <w:r>
-                        <w:rPr>
-                          <w:b/>
-                          <w:bCs/>
-                        </w:rPr>
-                        <w:t>Adresse…</w:t>
-                      </w:r>
-                      <w:r>
-                        <w:rPr>
-                          <w:b/>
-                          <w:bCs/>
-                        </w:rPr>
-                        <w:t>.</w:t>
-                      </w:r>
-                    </w:p>
-                    <w:p>
-                      <w:r>
-                        <w:rPr>
-                          <w:b/>
-                          <w:bCs/>
-                        </w:rPr>
-                        <w:t>Ville……</w:t>
-                      </w:r>
-                    </w:p>
-                    <w:p/>
-                    <w:p>
-                      <w:r>
-                        <w:t>Anglet, le 19/05/2026.</w:t>
-                      </w:r>
-                    </w:p>
-                    <w:p/>
-                    <w:p/>
-                    <w:p>
-                      <w:r>
-                        <w:t>Anglet, le 19/05/2026</w:t>
-                      </w:r>
-                    </w:p>
-                  </w:txbxContent>
-                </v:textbox>
-                <w10:wrap type="square"/>
-              </v:shape>
-            </w:pict>
-          </mc:Fallback>
-        </mc:AlternateContent>
+    </w:p>
+    <w:p>
+      <w:pPr>
+        <w:ind w:left="5664"/>
+        <w:rPr>
+          <w:b/>
+          <w:bCs/>
+        </w:rPr>
+      </w:pPr>
+      <w:r>
+        <w:rPr>
+          <w:b/>
+          <w:bCs/>
+        </w:rPr>
+        <w:t xml:space="preserve">Madame, Monsieur </w:t>
+      </w:r>
+    </w:p>
+    <w:p>
+      <w:pPr>
+        <w:ind w:left="5664"/>
+        <w:rPr>
+          <w:b/>
+          <w:bCs/>
+        </w:rPr>
+      </w:pPr>
+      <w:r>
+        <w:rPr>
+          <w:b/>
+          <w:bCs/>
+        </w:rPr>
+        <w:t>(</w:t>
+      </w:r>
+      <w:r>
+        <w:rPr>
+          <w:b/>
+          <w:bCs/>
+        </w:rPr>
+        <w:t>Adresse</w:t>
+      </w:r>
+      <w:r>
+        <w:rPr>
+          <w:b/>
+          <w:bCs/>
+        </w:rPr>
+        <w:t>)</w:t>
+      </w:r>
+    </w:p>
+    <w:p>
+      <w:pPr>
+        <w:ind w:left="5664"/>
+      </w:pPr>
+      <w:r>
+        <w:rPr>
+          <w:b/>
+          <w:bCs/>
+        </w:rPr>
+        <w:t>(</w:t>
+      </w:r>
+      <w:r>
+        <w:rPr>
+          <w:b/>
+          <w:bCs/>
+        </w:rPr>
+        <w:t>Vill</w:t>
+      </w:r>
+      <w:r>
+        <w:rPr>
+          <w:b/>
+          <w:bCs/>
+        </w:rPr>
+        <w:t>e)</w:t>
+      </w:r>
+    </w:p>
+    <w:p>
+      <w:pPr>
+        <w:ind w:left="5664"/>
+      </w:pPr>
+    </w:p>
+    <w:p>
+      <w:pPr>
+        <w:ind w:left="5664"/>
+      </w:pPr>
+      <w:r>
+        <w:t xml:space="preserve">Anglet, le </w:t>
+      </w:r>
+      <w:r>
+        <w:t>..</w:t>
+      </w:r>
+      <w:r>
+        <w:t>/</w:t>
+      </w:r>
+      <w:r>
+        <w:t>..</w:t>
+      </w:r>
+      <w:r>
+        <w:t>/2026.</w:t>
       </w:r>
     </w:p>
     <w:p>
@@ -283,26 +185,6 @@
     <w:p>
       <w:pPr>
         <w:spacing w:after="400"/>
-        <w:rPr>
-          <w:rFonts w:ascii="Aptos Display" w:eastAsia="Aptos Display" w:hAnsi="Aptos Display" w:cs="Aptos Display"/>
-          <w:b/>
-          <w:bCs/>
-        </w:rPr>
-      </w:pPr>
-    </w:p>
-    <w:p>
-      <w:pPr>
-        <w:spacing w:after="400"/>
-        <w:rPr>
-          <w:rFonts w:ascii="Aptos Display" w:eastAsia="Aptos Display" w:hAnsi="Aptos Display" w:cs="Aptos Display"/>
-          <w:b/>
-          <w:bCs/>
-        </w:rPr>
-      </w:pPr>
-    </w:p>
-    <w:p>
-      <w:pPr>
-        <w:spacing w:after="400"/>
       </w:pPr>
       <w:r>
         <w:rPr>
@@ -311,15 +193,7 @@
           <w:bCs/>
           <w:u w:val="single"/>
         </w:rPr>
-        <w:t>Objet</w:t>
-      </w:r>
-      <w:r>
-        <w:rPr>
-          <w:rFonts w:ascii="Aptos Display" w:eastAsia="Aptos Display" w:hAnsi="Aptos Display" w:cs="Aptos Display"/>
-          <w:b/>
-          <w:bCs/>
-        </w:rPr>
-        <w:t xml:space="preserve"> : Votre propriété à …………….</w:t>
+        <w:t>Objet : Votre propriété située à …………….</w:t>
       </w:r>
     </w:p>
     <w:p>
@@ -330,7 +204,7 @@
         <w:rPr>
           <w:rFonts w:ascii="Aptos Display" w:eastAsia="Aptos Display" w:hAnsi="Aptos Display" w:cs="Aptos Display"/>
         </w:rPr>
-        <w:t>Madame, Monsieur</w:t>
+        <w:t>Madame, Monsieur,</w:t>
       </w:r>
     </w:p>
     <w:p>
@@ -342,7 +216,7 @@
         <w:rPr>
           <w:rFonts w:ascii="Aptos Display" w:eastAsia="Aptos Display" w:hAnsi="Aptos Display" w:cs="Aptos Display"/>
         </w:rPr>
-        <w:t>Depuis plus d'un demi-siècle, la société SAGEC conçoit, développe et réalise des programmes immobiliers, avec plus de 40 000 logements. Créée à Pau en 1967 et implantée sur la Côte basque et les Landes depuis 1973, SAGEC est devenue un acteur majeur du secteur immobilier.</w:t>
+        <w:t>Depuis plus d'un demi-siècle, SAGEC conçoit, développe et réalise des programmes immobiliers. Créée à Pau en 1967 et implantée sur la Côte basque et dans les Landes depuis 1973, notre société a réalisé plus de 40 000 logements et s'appuie sur une connaissance approfondie du territoire et de ses enjeux.</w:t>
       </w:r>
     </w:p>
     <w:p>
@@ -353,90 +227,10 @@
       <w:r>
         <w:rPr>
           <w:rFonts w:ascii="Aptos Display" w:eastAsia="Aptos Display" w:hAnsi="Aptos Display" w:cs="Aptos Display"/>
-          <w:b/>
           <w:bCs/>
           <w:noProof/>
         </w:rPr>
-        <mc:AlternateContent>
-          <mc:Choice Requires="wps">
-            <w:drawing>
-              <wp:anchor distT="0" distB="0" distL="114300" distR="114300" simplePos="0" relativeHeight="251674624" behindDoc="0" locked="0" layoutInCell="1" allowOverlap="1" wp14:anchorId="3ACA40A6" wp14:editId="3C6919A6">
-                <wp:simplePos x="0" y="0"/>
-                <wp:positionH relativeFrom="column">
-                  <wp:posOffset>-695799</wp:posOffset>
-                </wp:positionH>
-                <wp:positionV relativeFrom="paragraph">
-                  <wp:posOffset>118745</wp:posOffset>
-                </wp:positionV>
-                <wp:extent cx="527685" cy="708025"/>
-                <wp:effectExtent l="12700" t="12700" r="18415" b="15875"/>
-                <wp:wrapNone/>
-                <wp:docPr id="407239143" name="Rectangle 2"/>
-                <wp:cNvGraphicFramePr/>
-                <a:graphic xmlns:a="http://schemas.openxmlformats.org/drawingml/2006/main">
-                  <a:graphicData uri="http://schemas.microsoft.com/office/word/2010/wordprocessingShape">
-                    <wps:wsp>
-                      <wps:cNvSpPr/>
-                      <wps:spPr>
-                        <a:xfrm flipV="1">
-                          <a:off x="0" y="0"/>
-                          <a:ext cx="527685" cy="708025"/>
-                        </a:xfrm>
-                        <a:prstGeom prst="rect">
-                          <a:avLst/>
-                        </a:prstGeom>
-                        <a:ln>
-                          <a:solidFill>
-                            <a:schemeClr val="bg1"/>
-                          </a:solidFill>
-                        </a:ln>
-                      </wps:spPr>
-                      <wps:style>
-                        <a:lnRef idx="2">
-                          <a:schemeClr val="accent1">
-                            <a:shade val="15000"/>
-                          </a:schemeClr>
-                        </a:lnRef>
-                        <a:fillRef idx="1">
-                          <a:schemeClr val="accent1"/>
-                        </a:fillRef>
-                        <a:effectRef idx="0">
-                          <a:schemeClr val="accent1"/>
-                        </a:effectRef>
-                        <a:fontRef idx="minor">
-                          <a:schemeClr val="lt1"/>
-                        </a:fontRef>
-                      </wps:style>
-                      <wps:bodyPr rot="0" spcFirstLastPara="0" vertOverflow="overflow" horzOverflow="overflow" vert="horz" wrap="square" lIns="91440" tIns="45720" rIns="91440" bIns="45720" numCol="1" spcCol="0" rtlCol="0" fromWordArt="0" anchor="ctr" anchorCtr="0" forceAA="0" compatLnSpc="1">
-                        <a:prstTxWarp prst="textNoShape">
-                          <a:avLst/>
-                        </a:prstTxWarp>
-                        <a:noAutofit/>
-                      </wps:bodyPr>
-                    </wps:wsp>
-                  </a:graphicData>
-                </a:graphic>
-                <wp14:sizeRelH relativeFrom="margin">
-                  <wp14:pctWidth>0</wp14:pctWidth>
-                </wp14:sizeRelH>
-                <wp14:sizeRelV relativeFrom="margin">
-                  <wp14:pctHeight>0</wp14:pctHeight>
-                </wp14:sizeRelV>
-              </wp:anchor>
-            </w:drawing>
-          </mc:Choice>
-          <mc:Fallback>
-            <w:pict>
-              <v:rect w14:anchorId="1C3C8877" id="Rectangle 2" o:spid="_x0000_s1026" style="position:absolute;margin-left:-54.8pt;margin-top:9.35pt;width:41.55pt;height:55.75pt;flip:y;z-index:251674624;visibility:visible;mso-wrap-style:square;mso-width-percent:0;mso-height-percent:0;mso-wrap-distance-left:9pt;mso-wrap-distance-top:0;mso-wrap-distance-right:9pt;mso-wrap-distance-bottom:0;mso-position-horizontal:absolute;mso-position-horizontal-relative:text;mso-position-vertical:absolute;mso-position-vertical-relative:text;mso-width-percent:0;mso-height-percent:0;mso-width-relative:margin;mso-height-relative:margin;v-text-anchor:middle" o:gfxdata="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" fillcolor="#156082 [3204]" strokecolor="white [3212]" strokeweight="1.5pt"/>
-            </w:pict>
-          </mc:Fallback>
-        </mc:AlternateContent>
-      </w:r>
-      <w:r>
-        <w:rPr>
-          <w:rFonts w:ascii="Aptos Display" w:eastAsia="Aptos Display" w:hAnsi="Aptos Display" w:cs="Aptos Display"/>
-        </w:rPr>
-        <w:t>Cette expérience nous permet aujourd'hui d'apporter une réelle crédibilité auprès des collectivités locales et de garantir à nos clients un haut niveau de qualité.</w:t>
+        <w:t>Cette expérience, associée à des relations de confiance avec les collectivités locales, nous permet d'accompagner les propriétaires fonciers dans la valorisation de leur bien, avec une attention particulière portée à la faisabilité, à la qualité du projet et à la sécurisation de la transaction.</w:t>
       </w:r>
     </w:p>
     <w:p>
@@ -448,7 +242,7 @@
         <w:rPr>
           <w:rFonts w:ascii="Aptos Display" w:eastAsia="Aptos Display" w:hAnsi="Aptos Display" w:cs="Aptos Display"/>
         </w:rPr>
-        <w:t>Pour Vous vendeurs de terrain, c'est la garantie de s'associer à un professionnel compétent assurant la meilleure valorisation possible, tout en sécurisant l'issue du projet.</w:t>
+        <w:t>Dans le cadre de nos recherches foncières, nous avons identifié votre propriété située à ………, cadastrée section ………………………, comme susceptible de présenter un réel potentiel de valorisation dans le cadre d'un projet immobilier.</w:t>
       </w:r>
     </w:p>
     <w:p>
@@ -460,7 +254,7 @@
         <w:rPr>
           <w:rFonts w:ascii="Aptos Display" w:eastAsia="Aptos Display" w:hAnsi="Aptos Display" w:cs="Aptos Display"/>
         </w:rPr>
-        <w:t>Dans le cadre de nos recherches foncières, nous avons identifié que votre propriété située à ……… cadastrée section………………………, comme pouvant présenter un fort potentiel pour le développement d'une opération immobilière.</w:t>
+        <w:t>Si cette démarche retient votre intérêt, nous souhaiterions pouvoir vous rencontrer afin d'échanger sur votre bien et de vous proposer une estimation. Nous pourrions également étudier ensemble les différentes possibilités de valorisation ainsi que les modalités de cession les mieux adaptées à vos objectifs et à votre situation patrimoniale.</w:t>
       </w:r>
     </w:p>
     <w:p>
@@ -472,358 +266,128 @@
         <w:rPr>
           <w:rFonts w:ascii="Aptos Display" w:eastAsia="Aptos Display" w:hAnsi="Aptos Display" w:cs="Aptos Display"/>
         </w:rPr>
-        <w:t>Nous souhaiterions, ainsi vous rencontrer dans l'hypothèses ou vous seriez intéressé afin de vous proposer une estimation de votre bien. Nous pourrions ainsi étudier ensemble les possibilités de valorisation ainsi que les modalités de cession les mieux adaptées à votre situation patrimoniale.</w:t>
+        <w:t>Conformément aux dispositions de la loi du 6 janvier 1978, vous disposez d'un droit d'accès, de rectification et d'opposition sur les informations vous concernant, que vous pouvez exercer à tout moment auprès de notre société.</w:t>
       </w:r>
     </w:p>
     <w:p>
       <w:pPr>
         <w:spacing w:after="200"/>
+      </w:pPr>
+      <w:r>
+        <w:rPr>
+          <w:rFonts w:ascii="Aptos Display" w:eastAsia="Aptos Display" w:hAnsi="Aptos Display" w:cs="Aptos Display"/>
+        </w:rPr>
+        <w:t>Nous restons à votre entière disposition pour convenir d'un échange à votre convenance.</w:t>
+      </w:r>
+    </w:p>
+    <w:p>
+      <w:pPr>
+        <w:spacing w:after="200"/>
+        <w:rPr>
+          <w:rFonts w:ascii="Aptos Display" w:eastAsia="Aptos Display" w:hAnsi="Aptos Display" w:cs="Aptos Display"/>
+        </w:rPr>
+      </w:pPr>
+      <w:r>
+        <w:rPr>
+          <w:rFonts w:ascii="Aptos Display" w:eastAsia="Aptos Display" w:hAnsi="Aptos Display" w:cs="Aptos Display"/>
+        </w:rPr>
+        <w:t>Nous vous prions d'agréer, Madame, Monsieur, l'expression de nos salutations distinguées.</w:t>
+      </w:r>
+    </w:p>
+    <w:p>
+      <w:pPr>
+        <w:spacing w:after="200"/>
+        <w:rPr>
+          <w:rFonts w:ascii="Aptos Display" w:eastAsia="Aptos Display" w:hAnsi="Aptos Display" w:cs="Aptos Display"/>
+        </w:rPr>
+      </w:pPr>
+    </w:p>
+    <w:p>
+      <w:pPr>
+        <w:spacing w:after="80" w:line="240" w:lineRule="auto"/>
+        <w:ind w:left="5664"/>
         <w:jc w:val="both"/>
-      </w:pPr>
-      <w:r>
-        <w:rPr>
-          <w:rFonts w:ascii="Aptos Display" w:eastAsia="Aptos Display" w:hAnsi="Aptos Display" w:cs="Aptos Display"/>
-        </w:rPr>
-        <w:t xml:space="preserve">En outre, conformément aux dispositions de la loi du 6 janvier 1978, vous disposez </w:t>
-      </w:r>
-      <w:r>
-        <w:rPr>
-          <w:rFonts w:ascii="Aptos Display" w:eastAsia="Aptos Display" w:hAnsi="Aptos Display" w:cs="Aptos Display"/>
-        </w:rPr>
-        <w:t>d</w:t>
-      </w:r>
-      <w:r>
-        <w:rPr>
-          <w:rFonts w:ascii="Aptos Display" w:eastAsia="Aptos Display" w:hAnsi="Aptos Display" w:cs="Aptos Display"/>
-        </w:rPr>
-        <w:t>'un droit d'accès, de rectification et d'opposition aux informations vous concernant, droit qui peut s'exercer à tout moment auprès de notre société.</w:t>
-      </w:r>
-    </w:p>
-    <w:p>
-      <w:pPr>
-        <w:spacing w:after="200"/>
-      </w:pPr>
-      <w:r>
-        <w:rPr>
-          <w:rFonts w:ascii="Aptos Display" w:eastAsia="Aptos Display" w:hAnsi="Aptos Display" w:cs="Aptos Display"/>
-        </w:rPr>
-        <w:t>Restant à votre entière disposition et dans l'attente de votre retour,</w:t>
-      </w:r>
-    </w:p>
-    <w:p>
-      <w:pPr>
-        <w:spacing w:after="600"/>
-        <w:rPr>
-          <w:rFonts w:ascii="Aptos Display" w:eastAsia="Aptos Display" w:hAnsi="Aptos Display" w:cs="Aptos Display"/>
-        </w:rPr>
-      </w:pPr>
-      <w:r>
-        <w:rPr>
-          <w:rFonts w:ascii="Aptos Display" w:eastAsia="Aptos Display" w:hAnsi="Aptos Display" w:cs="Aptos Display"/>
-        </w:rPr>
-        <w:t>Nous vous prions de recevoir, Madame, Monsieur, l'expression de nos salutations distinguées.</w:t>
-      </w:r>
-    </w:p>
-    <w:p>
-      <w:pPr>
-        <w:jc w:val="right"/>
-        <w:rPr>
-          <w:rFonts w:ascii="Aptos Display" w:eastAsia="Aptos Display" w:hAnsi="Aptos Display" w:cs="Aptos Display"/>
-          <w:b/>
-          <w:bCs/>
-        </w:rPr>
-      </w:pPr>
-      <w:r>
-        <w:rPr>
-          <w:noProof/>
-        </w:rPr>
-        <mc:AlternateContent>
-          <mc:Choice Requires="wps">
-            <w:drawing>
-              <wp:anchor distT="0" distB="0" distL="114300" distR="114300" simplePos="0" relativeHeight="251663360" behindDoc="0" locked="0" layoutInCell="1" allowOverlap="1" wp14:anchorId="466F047B" wp14:editId="06CCC368">
-                <wp:simplePos x="0" y="0"/>
-                <wp:positionH relativeFrom="margin">
-                  <wp:posOffset>3778885</wp:posOffset>
-                </wp:positionH>
-                <wp:positionV relativeFrom="paragraph">
-                  <wp:posOffset>201930</wp:posOffset>
-                </wp:positionV>
-                <wp:extent cx="1996440" cy="1174115"/>
-                <wp:effectExtent l="0" t="0" r="0" b="0"/>
-                <wp:wrapNone/>
-                <wp:docPr id="1" name="Zone De Texte 1"/>
-                <wp:cNvGraphicFramePr/>
-                <a:graphic xmlns:a="http://schemas.openxmlformats.org/drawingml/2006/main">
-                  <a:graphicData uri="http://schemas.microsoft.com/office/word/2010/wordprocessingShape">
-                    <wps:wsp>
-                      <wps:cNvSpPr txBox="1"/>
-                      <wps:spPr>
-                        <a:xfrm>
-                          <a:off x="0" y="0"/>
-                          <a:ext cx="1996440" cy="1174115"/>
-                        </a:xfrm>
-                        <a:prstGeom prst="rect">
-                          <a:avLst/>
-                        </a:prstGeom>
-                        <a:noFill/>
-                        <a:ln w="0">
-                          <a:noFill/>
-                        </a:ln>
-                      </wps:spPr>
-                      <wps:style>
-                        <a:lnRef idx="0">
-                          <a:schemeClr val="accent1"/>
-                        </a:lnRef>
-                        <a:fillRef idx="0">
-                          <a:schemeClr val="accent1"/>
-                        </a:fillRef>
-                        <a:effectRef idx="0">
-                          <a:schemeClr val="accent1"/>
-                        </a:effectRef>
-                        <a:fontRef idx="minor">
-                          <a:schemeClr val="dk1"/>
-                        </a:fontRef>
-                      </wps:style>
-                      <wps:txbx>
-                        <w:txbxContent>
-                          <w:p>
-                            <w:pPr>
-                              <w:spacing w:after="80" w:line="240" w:lineRule="auto"/>
-                              <w:jc w:val="both"/>
-                              <w:rPr>
-                                <w:b/>
-                                <w:bCs/>
-                              </w:rPr>
-                            </w:pPr>
-                            <w:r>
-                              <w:rPr>
-                                <w:rFonts w:ascii="Aptos Display" w:eastAsia="Aptos Display" w:hAnsi="Aptos Display" w:cs="Aptos Display"/>
-                                <w:b/>
-                                <w:bCs/>
-                              </w:rPr>
-                              <w:t>Nicolas PEDROT</w:t>
-                            </w:r>
-                          </w:p>
-                          <w:p>
-                            <w:pPr>
-                              <w:spacing w:after="80" w:line="240" w:lineRule="auto"/>
-                              <w:jc w:val="both"/>
-                              <w:rPr>
-                                <w:b/>
-                                <w:bCs/>
-                              </w:rPr>
-                            </w:pPr>
-                            <w:r>
-                              <w:rPr>
-                                <w:rFonts w:ascii="Aptos Display" w:eastAsia="Aptos Display" w:hAnsi="Aptos Display" w:cs="Aptos Display"/>
-                                <w:b/>
-                                <w:bCs/>
-                              </w:rPr>
-                              <w:t>Directeur</w:t>
-                            </w:r>
-                          </w:p>
-                          <w:p>
-                            <w:pPr>
-                              <w:spacing w:after="80" w:line="240" w:lineRule="auto"/>
-                              <w:jc w:val="both"/>
-                              <w:rPr>
-                                <w:rFonts w:ascii="Aptos Display" w:eastAsia="Aptos Display" w:hAnsi="Aptos Display" w:cs="Aptos Display"/>
-                                <w:b/>
-                                <w:bCs/>
-                              </w:rPr>
-                            </w:pPr>
-                            <w:r>
-                              <w:rPr>
-                                <w:rFonts w:ascii="Aptos Display" w:eastAsia="Aptos Display" w:hAnsi="Aptos Display" w:cs="Aptos Display"/>
-                                <w:b/>
-                                <w:bCs/>
-                              </w:rPr>
-                              <w:t>SAGEC S</w:t>
-                            </w:r>
-                            <w:r>
-                              <w:rPr>
-                                <w:rFonts w:ascii="Aptos Display" w:eastAsia="Aptos Display" w:hAnsi="Aptos Display" w:cs="Aptos Display"/>
-                                <w:b/>
-                                <w:bCs/>
-                              </w:rPr>
-                              <w:t>UD ATLANTIQUE</w:t>
-                            </w:r>
-                          </w:p>
-                          <w:p>
-                            <w:pPr>
-                              <w:spacing w:after="80" w:line="240" w:lineRule="auto"/>
-                              <w:jc w:val="both"/>
-                              <w:rPr>
-                                <w:rFonts w:ascii="Aptos Display" w:eastAsia="Aptos Display" w:hAnsi="Aptos Display" w:cs="Aptos Display"/>
-                                <w:b/>
-                                <w:bCs/>
-                              </w:rPr>
-                            </w:pPr>
-                          </w:p>
-                          <w:p>
-                            <w:pPr>
-                              <w:spacing w:after="80" w:line="240" w:lineRule="auto"/>
-                              <w:jc w:val="both"/>
-                              <w:rPr>
-                                <w:b/>
-                                <w:bCs/>
-                              </w:rPr>
-                            </w:pPr>
-                            <w:r>
-                              <w:rPr>
-                                <w:rFonts w:ascii="Aptos Display" w:eastAsia="Aptos Display" w:hAnsi="Aptos Display" w:cs="Aptos Display"/>
-                                <w:b/>
-                                <w:bCs/>
-                              </w:rPr>
-                              <w:t>Nicolas.pedrot@sagec.fr</w:t>
-                            </w:r>
-                          </w:p>
-                          <w:p/>
-                        </w:txbxContent>
-                      </wps:txbx>
-                      <wps:bodyPr rot="0" spcFirstLastPara="0" vertOverflow="overflow" horzOverflow="overflow" vert="horz" wrap="square" lIns="91440" tIns="45720" rIns="91440" bIns="45720" numCol="1" spcCol="0" rtlCol="0" fromWordArt="0" anchor="t" anchorCtr="0" forceAA="0" compatLnSpc="1">
-                        <a:noAutofit/>
-                      </wps:bodyPr>
-                    </wps:wsp>
-                  </a:graphicData>
-                </a:graphic>
-                <wp14:sizeRelH relativeFrom="margin">
-                  <wp14:pctWidth>0</wp14:pctWidth>
-                </wp14:sizeRelH>
-                <wp14:sizeRelV relativeFrom="margin">
-                  <wp14:pctHeight>0</wp14:pctHeight>
-                </wp14:sizeRelV>
-              </wp:anchor>
-            </w:drawing>
-          </mc:Choice>
-          <mc:Fallback>
-            <w:pict>
-              <v:shapetype w14:anchorId="466F047B" id="_x0000_t202" coordsize="21600,21600" o:spt="202" path="m,l,21600r21600,l21600,xe">
-                <v:stroke joinstyle="miter"/>
-                <v:path gradientshapeok="t" o:connecttype="rect"/>
-              </v:shapetype>
-              <v:shape id="_x0000_s1027" type="#_x0000_t202" style="position:absolute;left:0;text-align:left;margin-left:297.55pt;margin-top:15.9pt;width:157.2pt;height:92.45pt;z-index:251663360;visibility:visible;mso-wrap-style:square;mso-width-percent:0;mso-height-percent:0;mso-wrap-distance-left:9pt;mso-wrap-distance-top:0;mso-wrap-distance-right:9pt;mso-wrap-distance-bottom:0;mso-position-horizontal:absolute;mso-position-horizontal-relative:margin;mso-position-vertical:absolute;mso-position-vertical-relative:text;mso-width-percent:0;mso-height-percent:0;mso-width-relative:margin;mso-height-relative:margin;v-text-anchor:top" o:gfxdata="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" filled="f" stroked="f" strokeweight="0">
-                <v:textbox>
-                  <w:txbxContent>
-                    <w:p>
-                      <w:pPr>
-                        <w:spacing w:after="80" w:line="240" w:lineRule="auto"/>
-                        <w:jc w:val="both"/>
-                        <w:rPr>
-                          <w:b/>
-                          <w:bCs/>
-                        </w:rPr>
-                      </w:pPr>
-                      <w:r>
-                        <w:rPr>
-                          <w:rFonts w:ascii="Aptos Display" w:eastAsia="Aptos Display" w:hAnsi="Aptos Display" w:cs="Aptos Display"/>
-                          <w:b/>
-                          <w:bCs/>
-                        </w:rPr>
-                        <w:t>Nicolas PEDROT</w:t>
-                      </w:r>
-                    </w:p>
-                    <w:p>
-                      <w:pPr>
-                        <w:spacing w:after="80" w:line="240" w:lineRule="auto"/>
-                        <w:jc w:val="both"/>
-                        <w:rPr>
-                          <w:b/>
-                          <w:bCs/>
-                        </w:rPr>
-                      </w:pPr>
-                      <w:r>
-                        <w:rPr>
-                          <w:rFonts w:ascii="Aptos Display" w:eastAsia="Aptos Display" w:hAnsi="Aptos Display" w:cs="Aptos Display"/>
-                          <w:b/>
-                          <w:bCs/>
-                        </w:rPr>
-                        <w:t>Directeur</w:t>
-                      </w:r>
-                    </w:p>
-                    <w:p>
-                      <w:pPr>
-                        <w:spacing w:after="80" w:line="240" w:lineRule="auto"/>
-                        <w:jc w:val="both"/>
-                        <w:rPr>
-                          <w:rFonts w:ascii="Aptos Display" w:eastAsia="Aptos Display" w:hAnsi="Aptos Display" w:cs="Aptos Display"/>
-                          <w:b/>
-                          <w:bCs/>
-                        </w:rPr>
-                      </w:pPr>
-                      <w:r>
-                        <w:rPr>
-                          <w:rFonts w:ascii="Aptos Display" w:eastAsia="Aptos Display" w:hAnsi="Aptos Display" w:cs="Aptos Display"/>
-                          <w:b/>
-                          <w:bCs/>
-                        </w:rPr>
-                        <w:t>SAGEC S</w:t>
-                      </w:r>
-                      <w:r>
-                        <w:rPr>
-                          <w:rFonts w:ascii="Aptos Display" w:eastAsia="Aptos Display" w:hAnsi="Aptos Display" w:cs="Aptos Display"/>
-                          <w:b/>
-                          <w:bCs/>
-                        </w:rPr>
-                        <w:t>UD ATLANTIQUE</w:t>
-                      </w:r>
-                    </w:p>
-                    <w:p>
-                      <w:pPr>
-                        <w:spacing w:after="80" w:line="240" w:lineRule="auto"/>
-                        <w:jc w:val="both"/>
-                        <w:rPr>
-                          <w:rFonts w:ascii="Aptos Display" w:eastAsia="Aptos Display" w:hAnsi="Aptos Display" w:cs="Aptos Display"/>
-                          <w:b/>
-                          <w:bCs/>
-                        </w:rPr>
-                      </w:pPr>
-                    </w:p>
-                    <w:p>
-                      <w:pPr>
-                        <w:spacing w:after="80" w:line="240" w:lineRule="auto"/>
-                        <w:jc w:val="both"/>
-                        <w:rPr>
-                          <w:b/>
-                          <w:bCs/>
-                        </w:rPr>
-                      </w:pPr>
-                      <w:r>
-                        <w:rPr>
-                          <w:rFonts w:ascii="Aptos Display" w:eastAsia="Aptos Display" w:hAnsi="Aptos Display" w:cs="Aptos Display"/>
-                          <w:b/>
-                          <w:bCs/>
-                        </w:rPr>
-                        <w:t>Nicolas.pedrot@sagec.fr</w:t>
-                      </w:r>
-                    </w:p>
-                    <w:p/>
-                  </w:txbxContent>
-                </v:textbox>
-                <w10:wrap anchorx="margin"/>
-              </v:shape>
-            </w:pict>
-          </mc:Fallback>
-        </mc:AlternateContent>
-      </w:r>
-    </w:p>
-    <w:p>
-      <w:pPr>
-        <w:jc w:val="right"/>
-        <w:rPr>
-          <w:rFonts w:ascii="Aptos Display" w:eastAsia="Aptos Display" w:hAnsi="Aptos Display" w:cs="Aptos Display"/>
-          <w:b/>
-          <w:bCs/>
-        </w:rPr>
-      </w:pPr>
-    </w:p>
-    <w:p>
-      <w:pPr>
-        <w:jc w:val="right"/>
-        <w:rPr>
-          <w:rFonts w:ascii="Aptos Display" w:eastAsia="Aptos Display" w:hAnsi="Aptos Display" w:cs="Aptos Display"/>
-          <w:b/>
-          <w:bCs/>
+        <w:rPr>
+          <w:b/>
+          <w:bCs/>
+          <w:color w:val="215E99" w:themeColor="text2" w:themeTint="BF"/>
+        </w:rPr>
+      </w:pPr>
+      <w:r>
+        <w:rPr>
+          <w:rFonts w:ascii="Aptos Display" w:eastAsia="Aptos Display" w:hAnsi="Aptos Display" w:cs="Aptos Display"/>
+          <w:b/>
+          <w:bCs/>
+          <w:color w:val="215E99" w:themeColor="text2" w:themeTint="BF"/>
+        </w:rPr>
+        <w:t>Nicolas PEDROT</w:t>
+      </w:r>
+    </w:p>
+    <w:p>
+      <w:pPr>
+        <w:spacing w:after="80" w:line="240" w:lineRule="auto"/>
+        <w:ind w:left="5664"/>
+        <w:jc w:val="both"/>
+        <w:rPr>
+          <w:b/>
+          <w:bCs/>
+          <w:color w:val="215E99" w:themeColor="text2" w:themeTint="BF"/>
+        </w:rPr>
+      </w:pPr>
+      <w:r>
+        <w:rPr>
+          <w:rFonts w:ascii="Aptos Display" w:eastAsia="Aptos Display" w:hAnsi="Aptos Display" w:cs="Aptos Display"/>
+          <w:b/>
+          <w:bCs/>
+          <w:color w:val="215E99" w:themeColor="text2" w:themeTint="BF"/>
+        </w:rPr>
+        <w:t>Directeur</w:t>
+      </w:r>
+    </w:p>
+    <w:p>
+      <w:pPr>
+        <w:spacing w:after="80" w:line="240" w:lineRule="auto"/>
+        <w:ind w:left="5664"/>
+        <w:jc w:val="both"/>
+        <w:rPr>
+          <w:rFonts w:ascii="Aptos Display" w:eastAsia="Aptos Display" w:hAnsi="Aptos Display" w:cs="Aptos Display"/>
+          <w:b/>
+          <w:bCs/>
+          <w:color w:val="215E99" w:themeColor="text2" w:themeTint="BF"/>
+        </w:rPr>
+      </w:pPr>
+      <w:r>
+        <w:rPr>
+          <w:rFonts w:ascii="Aptos Display" w:eastAsia="Aptos Display" w:hAnsi="Aptos Display" w:cs="Aptos Display"/>
+          <w:b/>
+          <w:bCs/>
+          <w:color w:val="215E99" w:themeColor="text2" w:themeTint="BF"/>
+        </w:rPr>
+        <w:t>SAGEC SUD ATLANTIQUE</w:t>
+      </w:r>
+    </w:p>
+    <w:p>
+      <w:pPr>
+        <w:spacing w:after="80" w:line="240" w:lineRule="auto"/>
+        <w:ind w:left="5664"/>
+        <w:jc w:val="both"/>
+        <w:rPr>
+          <w:rFonts w:ascii="Aptos Display" w:eastAsia="Aptos Display" w:hAnsi="Aptos Display" w:cs="Aptos Display"/>
+          <w:b/>
+          <w:bCs/>
+          <w:color w:val="215E99" w:themeColor="text2" w:themeTint="BF"/>
+        </w:rPr>
+      </w:pPr>
+    </w:p>
+    <w:p>
+      <w:pPr>
+        <w:spacing w:after="80" w:line="240" w:lineRule="auto"/>
+        <w:ind w:left="5664"/>
+        <w:jc w:val="both"/>
+        <w:rPr>
+          <w:b/>
+          <w:bCs/>
+          <w:color w:val="215E99" w:themeColor="text2" w:themeTint="BF"/>
         </w:rPr>
       </w:pPr>
       <w:r>
@@ -840,16 +404,16 @@
         <mc:AlternateContent>
           <mc:Choice Requires="wps">
             <w:drawing>
-              <wp:anchor distT="0" distB="0" distL="114300" distR="114300" simplePos="0" relativeHeight="251676672" behindDoc="0" locked="0" layoutInCell="1" allowOverlap="1" wp14:anchorId="2BA09189" wp14:editId="1FAB7E5B">
+              <wp:anchor distT="0" distB="0" distL="114300" distR="114300" simplePos="0" relativeHeight="251676672" behindDoc="0" locked="0" layoutInCell="1" allowOverlap="1" wp14:anchorId="2BA09189" wp14:editId="04A21C71">
                 <wp:simplePos x="0" y="0"/>
-                <wp:positionH relativeFrom="column">
-                  <wp:posOffset>2304472</wp:posOffset>
+                <wp:positionH relativeFrom="margin">
+                  <wp:align>center</wp:align>
                 </wp:positionH>
                 <wp:positionV relativeFrom="paragraph">
-                  <wp:posOffset>1688350</wp:posOffset>
+                  <wp:posOffset>1617345</wp:posOffset>
                 </wp:positionV>
-                <wp:extent cx="965200" cy="267335"/>
-                <wp:effectExtent l="0" t="0" r="12700" b="12065"/>
+                <wp:extent cx="965200" cy="438150"/>
+                <wp:effectExtent l="0" t="0" r="25400" b="19050"/>
                 <wp:wrapNone/>
                 <wp:docPr id="49024425" name="Zone de texte 3"/>
                 <wp:cNvGraphicFramePr/>
@@ -860,7 +424,7 @@
                       <wps:spPr>
                         <a:xfrm>
                           <a:off x="0" y="0"/>
-                          <a:ext cx="965200" cy="267335"/>
+                          <a:ext cx="965200" cy="438150"/>
                         </a:xfrm>
                         <a:prstGeom prst="rect">
                           <a:avLst/>
@@ -920,7 +484,11 @@
           </mc:Choice>
           <mc:Fallback>
             <w:pict>
-              <v:shape w14:anchorId="2BA09189" id="Zone de texte 3" o:spid="_x0000_s1028" type="#_x0000_t202" style="position:absolute;left:0;text-align:left;margin-left:181.45pt;margin-top:132.95pt;width:76pt;height:21.05pt;z-index:251676672;visibility:visible;mso-wrap-style:square;mso-width-percent:0;mso-height-percent:0;mso-wrap-distance-left:9pt;mso-wrap-distance-top:0;mso-wrap-distance-right:9pt;mso-wrap-distance-bottom:0;mso-position-horizontal:absolute;mso-position-horizontal-relative:text;mso-position-vertical:absolute;mso-position-vertical-relative:text;mso-width-percent:0;mso-height-percent:0;mso-width-relative:margin;mso-height-relative:margin;v-text-anchor:top" o:gfxdata="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" fillcolor="white [3201]" strokecolor="white [3212]" strokeweight=".5pt">
+              <v:shapetype w14:anchorId="2BA09189" id="_x0000_t202" coordsize="21600,21600" o:spt="202" path="m,l,21600r21600,l21600,xe">
+                <v:stroke joinstyle="miter"/>
+                <v:path gradientshapeok="t" o:connecttype="rect"/>
+              </v:shapetype>
+              <v:shape id="Zone de texte 3" o:spid="_x0000_s1026" type="#_x0000_t202" style="position:absolute;left:0;text-align:left;margin-left:0;margin-top:127.35pt;width:76pt;height:34.5pt;z-index:251676672;visibility:visible;mso-wrap-style:square;mso-width-percent:0;mso-height-percent:0;mso-wrap-distance-left:9pt;mso-wrap-distance-top:0;mso-wrap-distance-right:9pt;mso-wrap-distance-bottom:0;mso-position-horizontal:center;mso-position-horizontal-relative:margin;mso-position-vertical:absolute;mso-position-vertical-relative:text;mso-width-percent:0;mso-height-percent:0;mso-width-relative:margin;mso-height-relative:margin;v-text-anchor:top" o:gfxdata="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" fillcolor="white [3201]" strokecolor="white [3212]" strokeweight=".5pt">
                 <v:textbox>
                   <w:txbxContent>
                     <w:p>
@@ -947,10 +515,29 @@
                     <w:p/>
                   </w:txbxContent>
                 </v:textbox>
+                <w10:wrap anchorx="margin"/>
               </v:shape>
             </w:pict>
           </mc:Fallback>
         </mc:AlternateContent>
+      </w:r>
+      <w:r>
+        <w:rPr>
+          <w:rFonts w:ascii="Aptos Display" w:eastAsia="Aptos Display" w:hAnsi="Aptos Display" w:cs="Aptos Display"/>
+          <w:b/>
+          <w:bCs/>
+          <w:color w:val="215E99" w:themeColor="text2" w:themeTint="BF"/>
+        </w:rPr>
+        <w:t>Nicolas.pedrot@sagec.</w:t>
+      </w:r>
+      <w:r>
+        <w:rPr>
+          <w:rFonts w:ascii="Aptos Display" w:eastAsia="Aptos Display" w:hAnsi="Aptos Display" w:cs="Aptos Display"/>
+          <w:b/>
+          <w:bCs/>
+          <w:color w:val="215E99" w:themeColor="text2" w:themeTint="BF"/>
+        </w:rPr>
+        <w:t>fr</w:t>
       </w:r>
     </w:p>
     <w:sectPr>
@@ -1027,19 +614,8 @@
         <w:sz w:val="16"/>
         <w:szCs w:val="16"/>
       </w:rPr>
-      <w:t xml:space="preserve"> </w:t>
+      <w:t xml:space="preserve"> Aitzina</w:t>
     </w:r>
-    <w:proofErr w:type="spellStart"/>
-    <w:r>
-      <w:rPr>
-        <w:rFonts w:asciiTheme="majorHAnsi" w:hAnsiTheme="majorHAnsi"/>
-        <w:color w:val="BFBFBF" w:themeColor="background1" w:themeShade="BF"/>
-        <w:sz w:val="16"/>
-        <w:szCs w:val="16"/>
-      </w:rPr>
-      <w:t>Aitzina</w:t>
-    </w:r>
-    <w:proofErr w:type="spellEnd"/>
     <w:r>
       <w:rPr>
         <w:rFonts w:asciiTheme="majorHAnsi" w:hAnsiTheme="majorHAnsi"/>
